--- a/Session19oops_assignment.docx
+++ b/Session19oops_assignment.docx
@@ -818,6 +818,30 @@
           </wp:inline>
         </w:drawing>
       </w:r>
+    </w:p>
+    <w:p>
+      <w:pPr>
+        <w:rPr>
+          <w:sz w:val="28"/>
+          <w:szCs w:val="28"/>
+        </w:rPr>
+      </w:pPr>
+    </w:p>
+    <w:p>
+      <w:pPr>
+        <w:rPr>
+          <w:sz w:val="28"/>
+          <w:szCs w:val="28"/>
+        </w:rPr>
+      </w:pPr>
+    </w:p>
+    <w:p>
+      <w:pPr>
+        <w:rPr>
+          <w:sz w:val="28"/>
+          <w:szCs w:val="28"/>
+        </w:rPr>
+      </w:pPr>
     </w:p>
     <w:p>
       <w:pPr>
